--- a/docs/시연대본/3.상주주재비_대본.docx
+++ b/docs/시연대본/3.상주주재비_대본.docx
@@ -34,7 +34,7 @@
           <w:sz w:val="21"/>
           <w:szCs w:val="21"/>
         </w:rPr>
-        <w:t xml:space="preserve">목표 길이: 2분 30초 ~ 3분 (전체 중 가장 긴 편 — 금액이 가장 크고, 자동화가 가장 많은 화면)</w:t>
+        <w:t xml:space="preserve">목표 길이: 3분 ~ 3분 30초 (전체 중 가장 긴 편 — 금액이 가장 크고, 자동화가 가장 많은 화면)</w:t>
       </w:r>
     </w:p>
     <w:p>
@@ -1046,32 +1046,8 @@
           <w:sz w:val="21"/>
           <w:szCs w:val="21"/>
         </w:rPr>
-        <w:t xml:space="preserve">4. 유가 [자동 조회] → 오피넷 값이 들어오고 「기간 평균」 안내 문구가 뜨는 장면</w:t>
-      </w:r>
-    </w:p>
-    <w:p>
-      <w:pPr>
-        <w:spacing w:after="40"/>
-        <w:ind w:left="360"/>
-      </w:pPr>
-      <w:r>
-        <w:rPr>
-          <w:rFonts w:ascii="Malgun Gothic" w:cs="Malgun Gothic" w:eastAsia="Malgun Gothic" w:hAnsi="Malgun Gothic"/>
-          <w:sz w:val="21"/>
-          <w:szCs w:val="21"/>
-        </w:rPr>
-        <w:t xml:space="preserve">5. 1회 왕복비 26,501원 → 적용 → 카드에 26,501 × 106일 = 2,809,106원</w:t>
-      </w:r>
-    </w:p>
-    <w:p>
-      <w:pPr>
-        <w:spacing w:after="40"/>
-      </w:pPr>
-    </w:p>
-    <w:p>
-      <w:pPr>
-        <w:spacing w:after="60" w:line="300"/>
-      </w:pPr>
+        <w:t xml:space="preserve">4. </w:t>
+      </w:r>
       <w:r>
         <w:rPr>
           <w:rFonts w:ascii="Malgun Gothic" w:cs="Malgun Gothic" w:eastAsia="Malgun Gothic" w:hAnsi="Malgun Gothic"/>
@@ -1080,6 +1056,54 @@
           <w:sz w:val="21"/>
           <w:szCs w:val="21"/>
         </w:rPr>
+        <w:t xml:space="preserve">차종(유종) 드롭다운을 열어 목록을 보여주고, 하나 바꿔 연비가 따라 바뀌는 것</w:t>
+      </w:r>
+    </w:p>
+    <w:p>
+      <w:pPr>
+        <w:spacing w:after="40"/>
+        <w:ind w:left="360"/>
+      </w:pPr>
+      <w:r>
+        <w:rPr>
+          <w:rFonts w:ascii="Malgun Gothic" w:cs="Malgun Gothic" w:eastAsia="Malgun Gothic" w:hAnsi="Malgun Gothic"/>
+          <w:sz w:val="21"/>
+          <w:szCs w:val="21"/>
+        </w:rPr>
+        <w:t xml:space="preserve">5. 유가 [자동 조회] → 오피넷 값이 들어오고 「기간 평균」 안내 문구가 뜨는 장면</w:t>
+      </w:r>
+    </w:p>
+    <w:p>
+      <w:pPr>
+        <w:spacing w:after="40"/>
+        <w:ind w:left="360"/>
+      </w:pPr>
+      <w:r>
+        <w:rPr>
+          <w:rFonts w:ascii="Malgun Gothic" w:cs="Malgun Gothic" w:eastAsia="Malgun Gothic" w:hAnsi="Malgun Gothic"/>
+          <w:sz w:val="21"/>
+          <w:szCs w:val="21"/>
+        </w:rPr>
+        <w:t xml:space="preserve">6. 1회 왕복비 26,501원 → 적용 → 카드에 26,501 × 106일 = 2,809,106원</w:t>
+      </w:r>
+    </w:p>
+    <w:p>
+      <w:pPr>
+        <w:spacing w:after="40"/>
+      </w:pPr>
+    </w:p>
+    <w:p>
+      <w:pPr>
+        <w:spacing w:after="60" w:line="300"/>
+      </w:pPr>
+      <w:r>
+        <w:rPr>
+          <w:rFonts w:ascii="Malgun Gothic" w:cs="Malgun Gothic" w:eastAsia="Malgun Gothic" w:hAnsi="Malgun Gothic"/>
+          <w:b/>
+          <w:bCs/>
+          <w:sz w:val="21"/>
+          <w:szCs w:val="21"/>
+        </w:rPr>
         <w:t xml:space="preserve">[나레이션]</w:t>
       </w:r>
     </w:p>
@@ -1261,6 +1285,164 @@
           <w:szCs w:val="23"/>
         </w:rPr>
         <w:t xml:space="preserve">유료로 전환하면 버튼 하나로 당일가 적용으로 바뀌는 구조입니다.</w:t>
+      </w:r>
+    </w:p>
+    <w:p>
+      <w:pPr>
+        <w:pBdr>
+          <w:left w:val="single" w:color="2E5FA3" w:sz="24"/>
+        </w:pBdr>
+        <w:shd w:fill="F3F6FB" w:val="clear"/>
+        <w:spacing w:after="40" w:before="40" w:line="330"/>
+        <w:ind w:left="240"/>
+      </w:pPr>
+      <w:r>
+        <w:rPr>
+          <w:rFonts w:ascii="Malgun Gothic" w:cs="Malgun Gothic" w:eastAsia="Malgun Gothic" w:hAnsi="Malgun Gothic"/>
+        </w:rPr>
+        <w:t xml:space="preserve"/>
+      </w:r>
+    </w:p>
+    <w:p>
+      <w:pPr>
+        <w:pBdr>
+          <w:left w:val="single" w:color="2E5FA3" w:sz="24"/>
+        </w:pBdr>
+        <w:shd w:fill="F3F6FB" w:val="clear"/>
+        <w:spacing w:after="40" w:before="40" w:line="330"/>
+        <w:ind w:left="240"/>
+      </w:pPr>
+      <w:r>
+        <w:rPr>
+          <w:rFonts w:ascii="Malgun Gothic" w:cs="Malgun Gothic" w:eastAsia="Malgun Gothic" w:hAnsi="Malgun Gothic"/>
+          <w:sz w:val="23"/>
+          <w:szCs w:val="23"/>
+        </w:rPr>
+        <w:t xml:space="preserve">나머지 하나, 연비는 차종에서 나옵니다.</w:t>
+      </w:r>
+    </w:p>
+    <w:p>
+      <w:pPr>
+        <w:pBdr>
+          <w:left w:val="single" w:color="2E5FA3" w:sz="24"/>
+        </w:pBdr>
+        <w:shd w:fill="F3F6FB" w:val="clear"/>
+        <w:spacing w:after="40" w:before="40" w:line="330"/>
+        <w:ind w:left="240"/>
+      </w:pPr>
+      <w:r>
+        <w:rPr>
+          <w:rFonts w:ascii="Malgun Gothic" w:cs="Malgun Gothic" w:eastAsia="Malgun Gothic" w:hAnsi="Malgun Gothic"/>
+          <w:sz w:val="23"/>
+          <w:szCs w:val="23"/>
+        </w:rPr>
+        <w:t xml:space="preserve">휘발유, 경유, LPG, 하이브리드, 플러그인 하이브리드, 전기, 수소 —</w:t>
+      </w:r>
+    </w:p>
+    <w:p>
+      <w:pPr>
+        <w:pBdr>
+          <w:left w:val="single" w:color="2E5FA3" w:sz="24"/>
+        </w:pBdr>
+        <w:shd w:fill="F3F6FB" w:val="clear"/>
+        <w:spacing w:after="40" w:before="40" w:line="330"/>
+        <w:ind w:left="240"/>
+      </w:pPr>
+      <w:r>
+        <w:rPr>
+          <w:rFonts w:ascii="Malgun Gothic" w:cs="Malgun Gothic" w:eastAsia="Malgun Gothic" w:hAnsi="Malgun Gothic"/>
+          <w:sz w:val="23"/>
+          <w:szCs w:val="23"/>
+        </w:rPr>
+        <w:t xml:space="preserve">일곱 가지 차종의 공인 연비를 넣어두고, 유종을 고르면 그 값이 자동으로 적용됩니다.</w:t>
+      </w:r>
+    </w:p>
+    <w:p>
+      <w:pPr>
+        <w:pBdr>
+          <w:left w:val="single" w:color="2E5FA3" w:sz="24"/>
+        </w:pBdr>
+        <w:shd w:fill="F3F6FB" w:val="clear"/>
+        <w:spacing w:after="40" w:before="40" w:line="330"/>
+        <w:ind w:left="240"/>
+      </w:pPr>
+      <w:r>
+        <w:rPr>
+          <w:rFonts w:ascii="Malgun Gothic" w:cs="Malgun Gothic" w:eastAsia="Malgun Gothic" w:hAnsi="Malgun Gothic"/>
+          <w:sz w:val="23"/>
+          <w:szCs w:val="23"/>
+        </w:rPr>
+        <w:t xml:space="preserve">휘발유가 11.97킬로미터, 경유 12.52, 하이브리드는 15.37.</w:t>
+      </w:r>
+    </w:p>
+    <w:p>
+      <w:pPr>
+        <w:pBdr>
+          <w:left w:val="single" w:color="2E5FA3" w:sz="24"/>
+        </w:pBdr>
+        <w:shd w:fill="F3F6FB" w:val="clear"/>
+        <w:spacing w:after="40" w:before="40" w:line="330"/>
+        <w:ind w:left="240"/>
+      </w:pPr>
+      <w:r>
+        <w:rPr>
+          <w:rFonts w:ascii="Malgun Gothic" w:cs="Malgun Gothic" w:eastAsia="Malgun Gothic" w:hAnsi="Malgun Gothic"/>
+          <w:sz w:val="23"/>
+          <w:szCs w:val="23"/>
+        </w:rPr>
+        <w:t xml:space="preserve">같은 거리를 가도 어떤 차를 타느냐에 따라 금액이 달라지는 겁니다.</w:t>
+      </w:r>
+    </w:p>
+    <w:p>
+      <w:pPr>
+        <w:pBdr>
+          <w:left w:val="single" w:color="2E5FA3" w:sz="24"/>
+        </w:pBdr>
+        <w:shd w:fill="F3F6FB" w:val="clear"/>
+        <w:spacing w:after="40" w:before="40" w:line="330"/>
+        <w:ind w:left="240"/>
+      </w:pPr>
+      <w:r>
+        <w:rPr>
+          <w:rFonts w:ascii="Malgun Gothic" w:cs="Malgun Gothic" w:eastAsia="Malgun Gothic" w:hAnsi="Malgun Gothic"/>
+          <w:sz w:val="23"/>
+          <w:szCs w:val="23"/>
+        </w:rPr>
+        <w:t xml:space="preserve">전기차와 수소차는 아예 단위가 다릅니다 — 리터가 아니라</w:t>
+      </w:r>
+    </w:p>
+    <w:p>
+      <w:pPr>
+        <w:pBdr>
+          <w:left w:val="single" w:color="2E5FA3" w:sz="24"/>
+        </w:pBdr>
+        <w:shd w:fill="F3F6FB" w:val="clear"/>
+        <w:spacing w:after="40" w:before="40" w:line="330"/>
+        <w:ind w:left="240"/>
+      </w:pPr>
+      <w:r>
+        <w:rPr>
+          <w:rFonts w:ascii="Malgun Gothic" w:cs="Malgun Gothic" w:eastAsia="Malgun Gothic" w:hAnsi="Malgun Gothic"/>
+          <w:sz w:val="23"/>
+          <w:szCs w:val="23"/>
+        </w:rPr>
+        <w:t xml:space="preserve">킬로와트시와 킬로그램이라, 유가 입력 단위까지 함께 바뀌도록 만들었습니다.</w:t>
+      </w:r>
+    </w:p>
+    <w:p>
+      <w:pPr>
+        <w:pBdr>
+          <w:left w:val="single" w:color="2E5FA3" w:sz="24"/>
+        </w:pBdr>
+        <w:shd w:fill="F3F6FB" w:val="clear"/>
+        <w:spacing w:after="40" w:before="40" w:line="330"/>
+        <w:ind w:left="240"/>
+      </w:pPr>
+      <w:r>
+        <w:rPr>
+          <w:rFonts w:ascii="Malgun Gothic" w:cs="Malgun Gothic" w:eastAsia="Malgun Gothic" w:hAnsi="Malgun Gothic"/>
+        </w:rPr>
+        <w:t xml:space="preserve"/>
       </w:r>
     </w:p>
     <w:p>
@@ -1339,7 +1521,25 @@
           <w:sz w:val="21"/>
           <w:szCs w:val="21"/>
         </w:rPr>
-        <w:t xml:space="preserve">거리·통행료 = 카카오맵 실시간 / 유가 = 오피넷 공식 고시가</w:t>
+        <w:t xml:space="preserve">거리·통행료 = 카카오맵 실시간 / 유가 = 오피넷 공식 고시가 / 연비 = 차종 7종 자동</w:t>
+      </w:r>
+    </w:p>
+    <w:p>
+      <w:pPr>
+        <w:pStyle w:val="ListParagraph"/>
+        <w:numPr>
+          <w:ilvl w:val="0"/>
+          <w:numId w:val="2"/>
+        </w:numPr>
+        <w:spacing w:after="40"/>
+      </w:pPr>
+      <w:r>
+        <w:rPr>
+          <w:rFonts w:ascii="Malgun Gothic" w:cs="Malgun Gothic" w:eastAsia="Malgun Gothic" w:hAnsi="Malgun Gothic"/>
+          <w:sz w:val="21"/>
+          <w:szCs w:val="21"/>
+        </w:rPr>
+        <w:t xml:space="preserve">전기·수소는 단위까지 전환 (km/kWh · km/kg)</w:t>
       </w:r>
     </w:p>
     <w:p>

--- a/docs/시연대본/3.상주주재비_대본.docx
+++ b/docs/시연대본/3.상주주재비_대본.docx
@@ -34,7 +34,7 @@
           <w:sz w:val="21"/>
           <w:szCs w:val="21"/>
         </w:rPr>
-        <w:t xml:space="preserve">목표 길이: 3분 ~ 3분 30초 (전체 중 가장 긴 편 — 금액이 가장 크고, 자동화가 가장 많은 화면)</w:t>
+        <w:t xml:space="preserve">목표 길이: 2분 30초 ~ 3분 (전체 중 가장 긴 편 — 금액이 가장 크고, 자동화가 가장 많은 화면)</w:t>
       </w:r>
     </w:p>
     <w:p>
@@ -1046,17 +1046,7 @@
           <w:sz w:val="21"/>
           <w:szCs w:val="21"/>
         </w:rPr>
-        <w:t xml:space="preserve">4. </w:t>
-      </w:r>
-      <w:r>
-        <w:rPr>
-          <w:rFonts w:ascii="Malgun Gothic" w:cs="Malgun Gothic" w:eastAsia="Malgun Gothic" w:hAnsi="Malgun Gothic"/>
-          <w:b/>
-          <w:bCs/>
-          <w:sz w:val="21"/>
-          <w:szCs w:val="21"/>
-        </w:rPr>
-        <w:t xml:space="preserve">차종(유종) 드롭다운을 열어 목록을 보여주고, 하나 바꿔 연비가 따라 바뀌는 것</w:t>
+        <w:t xml:space="preserve">4. 차종(유종) 드롭다운을 열어 목록을 한 번 보여줌 (연비가 따라 바뀌는 것)</w:t>
       </w:r>
     </w:p>
     <w:p>
@@ -1299,134 +1289,28 @@
       <w:r>
         <w:rPr>
           <w:rFonts w:ascii="Malgun Gothic" w:cs="Malgun Gothic" w:eastAsia="Malgun Gothic" w:hAnsi="Malgun Gothic"/>
-        </w:rPr>
-        <w:t xml:space="preserve"/>
-      </w:r>
-    </w:p>
-    <w:p>
-      <w:pPr>
-        <w:pBdr>
-          <w:left w:val="single" w:color="2E5FA3" w:sz="24"/>
-        </w:pBdr>
-        <w:shd w:fill="F3F6FB" w:val="clear"/>
-        <w:spacing w:after="40" w:before="40" w:line="330"/>
-        <w:ind w:left="240"/>
-      </w:pPr>
-      <w:r>
-        <w:rPr>
-          <w:rFonts w:ascii="Malgun Gothic" w:cs="Malgun Gothic" w:eastAsia="Malgun Gothic" w:hAnsi="Malgun Gothic"/>
-          <w:sz w:val="23"/>
-          <w:szCs w:val="23"/>
-        </w:rPr>
-        <w:t xml:space="preserve">나머지 하나, 연비는 차종에서 나옵니다.</w:t>
-      </w:r>
-    </w:p>
-    <w:p>
-      <w:pPr>
-        <w:pBdr>
-          <w:left w:val="single" w:color="2E5FA3" w:sz="24"/>
-        </w:pBdr>
-        <w:shd w:fill="F3F6FB" w:val="clear"/>
-        <w:spacing w:after="40" w:before="40" w:line="330"/>
-        <w:ind w:left="240"/>
-      </w:pPr>
-      <w:r>
-        <w:rPr>
-          <w:rFonts w:ascii="Malgun Gothic" w:cs="Malgun Gothic" w:eastAsia="Malgun Gothic" w:hAnsi="Malgun Gothic"/>
-          <w:sz w:val="23"/>
-          <w:szCs w:val="23"/>
-        </w:rPr>
-        <w:t xml:space="preserve">휘발유, 경유, LPG, 하이브리드, 플러그인 하이브리드, 전기, 수소 —</w:t>
-      </w:r>
-    </w:p>
-    <w:p>
-      <w:pPr>
-        <w:pBdr>
-          <w:left w:val="single" w:color="2E5FA3" w:sz="24"/>
-        </w:pBdr>
-        <w:shd w:fill="F3F6FB" w:val="clear"/>
-        <w:spacing w:after="40" w:before="40" w:line="330"/>
-        <w:ind w:left="240"/>
-      </w:pPr>
-      <w:r>
-        <w:rPr>
-          <w:rFonts w:ascii="Malgun Gothic" w:cs="Malgun Gothic" w:eastAsia="Malgun Gothic" w:hAnsi="Malgun Gothic"/>
-          <w:sz w:val="23"/>
-          <w:szCs w:val="23"/>
-        </w:rPr>
-        <w:t xml:space="preserve">일곱 가지 차종의 공인 연비를 넣어두고, 유종을 고르면 그 값이 자동으로 적용됩니다.</w:t>
-      </w:r>
-    </w:p>
-    <w:p>
-      <w:pPr>
-        <w:pBdr>
-          <w:left w:val="single" w:color="2E5FA3" w:sz="24"/>
-        </w:pBdr>
-        <w:shd w:fill="F3F6FB" w:val="clear"/>
-        <w:spacing w:after="40" w:before="40" w:line="330"/>
-        <w:ind w:left="240"/>
-      </w:pPr>
-      <w:r>
-        <w:rPr>
-          <w:rFonts w:ascii="Malgun Gothic" w:cs="Malgun Gothic" w:eastAsia="Malgun Gothic" w:hAnsi="Malgun Gothic"/>
-          <w:sz w:val="23"/>
-          <w:szCs w:val="23"/>
-        </w:rPr>
-        <w:t xml:space="preserve">휘발유가 11.97킬로미터, 경유 12.52, 하이브리드는 15.37.</w:t>
-      </w:r>
-    </w:p>
-    <w:p>
-      <w:pPr>
-        <w:pBdr>
-          <w:left w:val="single" w:color="2E5FA3" w:sz="24"/>
-        </w:pBdr>
-        <w:shd w:fill="F3F6FB" w:val="clear"/>
-        <w:spacing w:after="40" w:before="40" w:line="330"/>
-        <w:ind w:left="240"/>
-      </w:pPr>
-      <w:r>
-        <w:rPr>
-          <w:rFonts w:ascii="Malgun Gothic" w:cs="Malgun Gothic" w:eastAsia="Malgun Gothic" w:hAnsi="Malgun Gothic"/>
-          <w:sz w:val="23"/>
-          <w:szCs w:val="23"/>
-        </w:rPr>
-        <w:t xml:space="preserve">같은 거리를 가도 어떤 차를 타느냐에 따라 금액이 달라지는 겁니다.</w:t>
-      </w:r>
-    </w:p>
-    <w:p>
-      <w:pPr>
-        <w:pBdr>
-          <w:left w:val="single" w:color="2E5FA3" w:sz="24"/>
-        </w:pBdr>
-        <w:shd w:fill="F3F6FB" w:val="clear"/>
-        <w:spacing w:after="40" w:before="40" w:line="330"/>
-        <w:ind w:left="240"/>
-      </w:pPr>
-      <w:r>
-        <w:rPr>
-          <w:rFonts w:ascii="Malgun Gothic" w:cs="Malgun Gothic" w:eastAsia="Malgun Gothic" w:hAnsi="Malgun Gothic"/>
-          <w:sz w:val="23"/>
-          <w:szCs w:val="23"/>
-        </w:rPr>
-        <w:t xml:space="preserve">전기차와 수소차는 아예 단위가 다릅니다 — 리터가 아니라</w:t>
-      </w:r>
-    </w:p>
-    <w:p>
-      <w:pPr>
-        <w:pBdr>
-          <w:left w:val="single" w:color="2E5FA3" w:sz="24"/>
-        </w:pBdr>
-        <w:shd w:fill="F3F6FB" w:val="clear"/>
-        <w:spacing w:after="40" w:before="40" w:line="330"/>
-        <w:ind w:left="240"/>
-      </w:pPr>
-      <w:r>
-        <w:rPr>
-          <w:rFonts w:ascii="Malgun Gothic" w:cs="Malgun Gothic" w:eastAsia="Malgun Gothic" w:hAnsi="Malgun Gothic"/>
-          <w:sz w:val="23"/>
-          <w:szCs w:val="23"/>
-        </w:rPr>
-        <w:t xml:space="preserve">킬로와트시와 킬로그램이라, 유가 입력 단위까지 함께 바뀌도록 만들었습니다.</w:t>
+          <w:sz w:val="23"/>
+          <w:szCs w:val="23"/>
+        </w:rPr>
+        <w:t xml:space="preserve">그리고 차종에 따라서도 계산되도록 구현했습니다.</w:t>
+      </w:r>
+    </w:p>
+    <w:p>
+      <w:pPr>
+        <w:pBdr>
+          <w:left w:val="single" w:color="2E5FA3" w:sz="24"/>
+        </w:pBdr>
+        <w:shd w:fill="F3F6FB" w:val="clear"/>
+        <w:spacing w:after="40" w:before="40" w:line="330"/>
+        <w:ind w:left="240"/>
+      </w:pPr>
+      <w:r>
+        <w:rPr>
+          <w:rFonts w:ascii="Malgun Gothic" w:cs="Malgun Gothic" w:eastAsia="Malgun Gothic" w:hAnsi="Malgun Gothic"/>
+          <w:sz w:val="23"/>
+          <w:szCs w:val="23"/>
+        </w:rPr>
+        <w:t xml:space="preserve">유종을 고르면 그 차의 연비가 자동으로 적용됩니다.</w:t>
       </w:r>
     </w:p>
     <w:p>
@@ -1521,25 +1405,7 @@
           <w:sz w:val="21"/>
           <w:szCs w:val="21"/>
         </w:rPr>
-        <w:t xml:space="preserve">거리·통행료 = 카카오맵 실시간 / 유가 = 오피넷 공식 고시가 / 연비 = 차종 7종 자동</w:t>
-      </w:r>
-    </w:p>
-    <w:p>
-      <w:pPr>
-        <w:pStyle w:val="ListParagraph"/>
-        <w:numPr>
-          <w:ilvl w:val="0"/>
-          <w:numId w:val="2"/>
-        </w:numPr>
-        <w:spacing w:after="40"/>
-      </w:pPr>
-      <w:r>
-        <w:rPr>
-          <w:rFonts w:ascii="Malgun Gothic" w:cs="Malgun Gothic" w:eastAsia="Malgun Gothic" w:hAnsi="Malgun Gothic"/>
-          <w:sz w:val="21"/>
-          <w:szCs w:val="21"/>
-        </w:rPr>
-        <w:t xml:space="preserve">전기·수소는 단위까지 전환 (km/kWh · km/kg)</w:t>
+        <w:t xml:space="preserve">거리·통행료 = 카카오맵 실시간 / 유가 = 오피넷 공식 고시가 / 연비 = 차종별 자동</w:t>
       </w:r>
     </w:p>
     <w:p>
